--- a/packages/generator/test/fixtures/structure/structure.docx
+++ b/packages/generator/test/fixtures/structure/structure.docx
@@ -183,6 +183,9 @@
           <w:p>
             <w:r>
               <w:t xml:space="preserve">  FY2026  </w:t>
+            </w:r>
+            <w:r>
+              <w:footnoteReference w:id="2"/>
             </w:r>
           </w:p>
         </w:tc>
@@ -361,6 +364,9 @@
       <w:r>
         <w:t xml:space="preserve">Results are reported to the audit committee within ten business days of the end of fieldwork.</w:t>
       </w:r>
+      <w:r>
+        <w:endnoteReference w:id="1"/>
+      </w:r>
     </w:p>
     <w:p/>
     <w:p>
@@ -373,6 +379,98 @@
 </w:document>
 </file>
 
+<file path=word/endnotes.xml><?xml version="1.0" encoding="utf-8"?>
+<w:endnotes xmlns:w="http://schemas.openxmlformats.org/wordprocessingml/2006/main" xmlns:r="http://schemas.openxmlformats.org/officeDocument/2006/relationships">
+  <w:endnote w:type="separator" w:id="-1">
+    <w:p>
+      <w:r>
+        <w:separator/>
+      </w:r>
+    </w:p>
+  </w:endnote>
+  <w:endnote w:type="continuationSeparator" w:id="0">
+    <w:p>
+      <w:r>
+        <w:continuationSeparator/>
+      </w:r>
+    </w:p>
+  </w:endnote>
+  <w:endnote w:id="1">
+    <w:p>
+      <w:r>
+        <w:t xml:space="preserve">The committee's timetable is set out below.</w:t>
+      </w:r>
+    </w:p>
+    <w:p>
+      <w:pPr>
+        <w:numPr>
+          <w:ilvl w:val="0"/>
+          <w:numId w:val="5"/>
+        </w:numPr>
+      </w:pPr>
+      <w:r>
+        <w:t xml:space="preserve">Draft report</w:t>
+      </w:r>
+    </w:p>
+    <w:p>
+      <w:pPr>
+        <w:numPr>
+          <w:ilvl w:val="0"/>
+          <w:numId w:val="5"/>
+        </w:numPr>
+      </w:pPr>
+      <w:r>
+        <w:t xml:space="preserve">Final report</w:t>
+      </w:r>
+    </w:p>
+    <w:tbl>
+      <w:tblPr>
+        <w:tblW w:w="0" w:type="auto"/>
+      </w:tblPr>
+      <w:tblGrid>
+        <w:gridCol w:w="2000"/>
+        <w:gridCol w:w="2000"/>
+      </w:tblGrid>
+      <w:tr>
+        <w:trPr>
+          <w:tblHeader/>
+        </w:trPr>
+        <w:tc>
+          <w:p>
+            <w:r>
+              <w:t xml:space="preserve">Stage</w:t>
+            </w:r>
+          </w:p>
+        </w:tc>
+        <w:tc>
+          <w:p>
+            <w:r>
+              <w:t xml:space="preserve">Days</w:t>
+            </w:r>
+          </w:p>
+        </w:tc>
+      </w:tr>
+      <w:tr>
+        <w:tc>
+          <w:p>
+            <w:r>
+              <w:t xml:space="preserve">Draft</w:t>
+            </w:r>
+          </w:p>
+        </w:tc>
+        <w:tc>
+          <w:p>
+            <w:r>
+              <w:t xml:space="preserve">5</w:t>
+            </w:r>
+          </w:p>
+        </w:tc>
+      </w:tr>
+    </w:tbl>
+  </w:endnote>
+</w:endnotes>
+</file>
+
 <file path=word/footnotes.xml><?xml version="1.0" encoding="utf-8"?>
 <w:footnotes xmlns:w="http://schemas.openxmlformats.org/wordprocessingml/2006/main" xmlns:r="http://schemas.openxmlformats.org/officeDocument/2006/relationships">
   <w:footnote w:type="separator" w:id="-1">
@@ -392,7 +490,63 @@
   <w:footnote w:id="1">
     <w:p>
       <w:r>
-        <w:t xml:space="preserve">As defined in the synthetic auditing standard used for these tests.</w:t>
+        <w:t xml:space="preserve">As defined in the synthetic auditing standard used for these tests, which requires:</w:t>
+      </w:r>
+    </w:p>
+    <w:p>
+      <w:pPr>
+        <w:numPr>
+          <w:ilvl w:val="0"/>
+          <w:numId w:val="4"/>
+        </w:numPr>
+      </w:pPr>
+      <w:r>
+        <w:t xml:space="preserve">a written plan</w:t>
+      </w:r>
+    </w:p>
+    <w:p>
+      <w:pPr>
+        <w:numPr>
+          <w:ilvl w:val="1"/>
+          <w:numId w:val="4"/>
+        </w:numPr>
+      </w:pPr>
+      <w:r>
+        <w:t xml:space="preserve">approved by the engagement partner</w:t>
+      </w:r>
+    </w:p>
+    <w:p>
+      <w:pPr>
+        <w:numPr>
+          <w:ilvl w:val="0"/>
+          <w:numId w:val="4"/>
+        </w:numPr>
+      </w:pPr>
+      <w:r>
+        <w:t xml:space="preserve">a record of the evidence</w:t>
+      </w:r>
+    </w:p>
+    <w:p>
+      <w:r>
+        <w:t xml:space="preserve">Other standards may differ.</w:t>
+      </w:r>
+    </w:p>
+  </w:footnote>
+  <w:footnote w:id="2">
+    <w:p>
+      <w:r>
+        <w:t xml:space="preserve">The period runs from 1 July to 30 June.</w:t>
+      </w:r>
+    </w:p>
+    <w:p>
+      <w:pPr>
+        <w:numPr>
+          <w:ilvl w:val="0"/>
+          <w:numId w:val="4"/>
+        </w:numPr>
+      </w:pPr>
+      <w:r>
+        <w:t xml:space="preserve">Interim work in March</w:t>
       </w:r>
     </w:p>
   </w:footnote>
@@ -426,6 +580,11 @@
       <w:numFmt w:val="bullet"/>
       <w:lvlText w:val="•"/>
     </w:lvl>
+    <w:lvl w:ilvl="1">
+      <w:start w:val="1"/>
+      <w:numFmt w:val="bullet"/>
+      <w:lvlText w:val="◦"/>
+    </w:lvl>
   </w:abstractNum>
   <w:num w:numId="1">
     <w:abstractNumId w:val="0"/>
@@ -435,6 +594,12 @@
   </w:num>
   <w:num w:numId="3">
     <w:abstractNumId w:val="2"/>
+  </w:num>
+  <w:num w:numId="4">
+    <w:abstractNumId w:val="2"/>
+  </w:num>
+  <w:num w:numId="5">
+    <w:abstractNumId w:val="0"/>
   </w:num>
 </w:numbering>
 </file>
